--- a/00-首页/题组Word/习题书/第二篇-结构化学/5-对称性与群论-学生版-打印版.docx
+++ b/00-首页/题组Word/习题书/第二篇-结构化学/5-对称性与群论-学生版-打印版.docx
@@ -7182,7 +7182,7 @@
         <w:color w:val="000000"/>
         <w:sz w:val="18"/>
       </w:rPr>
-      <w:t>第二篇 结构化学 · 第5章 对称性与群论</w:t>
+      <w:t>第二篇 结构化学 · 第5章 对称性与群论-学生版</w:t>
     </w:r>
   </w:p>
 </w:hdr>

--- a/00-首页/题组Word/习题书/第二篇-结构化学/5-对称性与群论-学生版-打印版.docx
+++ b/00-首页/题组Word/习题书/第二篇-结构化学/5-对称性与群论-学生版-打印版.docx
@@ -66,7 +66,7 @@
       </w:r>
     </w:p>
     <w:bookmarkEnd w:id="9"/>
-    <w:bookmarkStart w:id="10" w:name="群论-习题1.4"/>
+    <w:bookmarkStart w:id="10" w:name="群论"/>
     <w:p>
       <w:pPr>
         <w:pStyle w:val="Heading2"/>
@@ -83,25 +83,7 @@
         <w:rPr>
           <w:rFonts w:hint="eastAsia" w:ascii="Times New Roman" w:hAnsi="Times New Roman" w:eastAsia="SimHei" w:cs="Times New Roman"/>
         </w:rPr>
-        <w:t>群论</w:t>
-      </w:r>
-      <w:r>
-        <w:rPr>
-          <w:rFonts w:hint="eastAsia" w:ascii="Times New Roman" w:hAnsi="Times New Roman" w:eastAsia="Times New Roman" w:cs="Times New Roman"/>
-        </w:rPr>
-        <w:t>-</w:t>
-      </w:r>
-      <w:r>
-        <w:rPr>
-          <w:rFonts w:hint="eastAsia" w:ascii="Times New Roman" w:hAnsi="Times New Roman" w:eastAsia="SimHei" w:cs="Times New Roman"/>
-        </w:rPr>
-        <w:t>习题</w:t>
-      </w:r>
-      <w:r>
-        <w:rPr>
-          <w:rFonts w:hint="eastAsia" w:ascii="Times New Roman" w:hAnsi="Times New Roman" w:eastAsia="Times New Roman" w:cs="Times New Roman"/>
-        </w:rPr>
-        <w:t>1.4</w:t>
+        <w:t xml:space="preserve">群论</w:t>
       </w:r>
     </w:p>
     <w:p>
@@ -346,7 +328,7 @@
       </w:r>
     </w:p>
     <w:bookmarkEnd w:id="10"/>
-    <w:bookmarkStart w:id="11" w:name="对称性-习题4.1"/>
+    <w:bookmarkStart w:id="11" w:name="对称性"/>
     <w:p>
       <w:pPr>
         <w:pStyle w:val="Heading2"/>
@@ -363,25 +345,7 @@
         <w:rPr>
           <w:rFonts w:hint="eastAsia" w:ascii="Times New Roman" w:hAnsi="Times New Roman" w:eastAsia="SimHei" w:cs="Times New Roman"/>
         </w:rPr>
-        <w:t>对称性</w:t>
-      </w:r>
-      <w:r>
-        <w:rPr>
-          <w:rFonts w:hint="eastAsia" w:ascii="Times New Roman" w:hAnsi="Times New Roman" w:eastAsia="Times New Roman" w:cs="Times New Roman"/>
-        </w:rPr>
-        <w:t>-</w:t>
-      </w:r>
-      <w:r>
-        <w:rPr>
-          <w:rFonts w:hint="eastAsia" w:ascii="Times New Roman" w:hAnsi="Times New Roman" w:eastAsia="SimHei" w:cs="Times New Roman"/>
-        </w:rPr>
-        <w:t>习题</w:t>
-      </w:r>
-      <w:r>
-        <w:rPr>
-          <w:rFonts w:hint="eastAsia" w:ascii="Times New Roman" w:hAnsi="Times New Roman" w:eastAsia="Times New Roman" w:cs="Times New Roman"/>
-        </w:rPr>
-        <w:t>4.1</w:t>
+        <w:t xml:space="preserve">对称性</w:t>
       </w:r>
     </w:p>
     <w:p>
@@ -404,15 +368,25 @@
         <w:rPr>
           <w:rFonts w:ascii="Times New Roman" w:hAnsi="Times New Roman" w:eastAsia="Times New Roman" w:cs="Times New Roman"/>
         </w:rPr>
-        <w:t xml:space="preserve"> CS</w:t>
-      </w:r>
-      <w:r>
-        <w:rPr>
-          <w:rFonts w:ascii="Times New Roman" w:hAnsi="Times New Roman" w:eastAsia="Times New Roman" w:cs="Times New Roman"/>
-          <w:vertAlign w:val="subscript"/>
-        </w:rPr>
-        <w:t>2</w:t>
-      </w:r>
+        <w:t xml:space="preserve"> </w:t>
+      </w:r>
+      <m:oMath>
+        <m:r>
+          <m:t>C</m:t>
+        </m:r>
+        <m:sSub>
+          <m:e>
+            <m:r>
+              <m:t>S</m:t>
+            </m:r>
+          </m:e>
+          <m:sub>
+            <m:r>
+              <m:t>2</m:t>
+            </m:r>
+          </m:sub>
+        </m:sSub>
+      </m:oMath>
       <w:r>
         <w:rPr>
           <w:rFonts w:ascii="Times New Roman" w:hAnsi="Times New Roman" w:eastAsia="Times New Roman" w:cs="Times New Roman"/>
@@ -461,7 +435,7 @@
       </w:r>
     </w:p>
     <w:bookmarkEnd w:id="11"/>
-    <w:bookmarkStart w:id="12" w:name="对称性-习题4.2"/>
+    <w:bookmarkStart w:id="12" w:name="对称性-1"/>
     <w:p>
       <w:pPr>
         <w:pStyle w:val="Heading2"/>
@@ -478,25 +452,7 @@
         <w:rPr>
           <w:rFonts w:hint="eastAsia" w:ascii="Times New Roman" w:hAnsi="Times New Roman" w:eastAsia="SimHei" w:cs="Times New Roman"/>
         </w:rPr>
-        <w:t>对称性</w:t>
-      </w:r>
-      <w:r>
-        <w:rPr>
-          <w:rFonts w:hint="eastAsia" w:ascii="Times New Roman" w:hAnsi="Times New Roman" w:eastAsia="Times New Roman" w:cs="Times New Roman"/>
-        </w:rPr>
-        <w:t>-</w:t>
-      </w:r>
-      <w:r>
-        <w:rPr>
-          <w:rFonts w:hint="eastAsia" w:ascii="Times New Roman" w:hAnsi="Times New Roman" w:eastAsia="SimHei" w:cs="Times New Roman"/>
-        </w:rPr>
-        <w:t>习题</w:t>
-      </w:r>
-      <w:r>
-        <w:rPr>
-          <w:rFonts w:hint="eastAsia" w:ascii="Times New Roman" w:hAnsi="Times New Roman" w:eastAsia="Times New Roman" w:cs="Times New Roman"/>
-        </w:rPr>
-        <w:t>4.2</w:t>
+        <w:t xml:space="preserve">对称性</w:t>
       </w:r>
     </w:p>
     <w:p>
@@ -583,7 +539,7 @@
       </w:r>
     </w:p>
     <w:bookmarkEnd w:id="12"/>
-    <w:bookmarkStart w:id="13" w:name="对称性-习题4.3"/>
+    <w:bookmarkStart w:id="13" w:name="对称性-2"/>
     <w:p>
       <w:pPr>
         <w:pStyle w:val="Heading2"/>
@@ -600,25 +556,7 @@
         <w:rPr>
           <w:rFonts w:hint="eastAsia" w:ascii="Times New Roman" w:hAnsi="Times New Roman" w:eastAsia="SimHei" w:cs="Times New Roman"/>
         </w:rPr>
-        <w:t>对称性</w:t>
-      </w:r>
-      <w:r>
-        <w:rPr>
-          <w:rFonts w:hint="eastAsia" w:ascii="Times New Roman" w:hAnsi="Times New Roman" w:eastAsia="Times New Roman" w:cs="Times New Roman"/>
-        </w:rPr>
-        <w:t>-</w:t>
-      </w:r>
-      <w:r>
-        <w:rPr>
-          <w:rFonts w:hint="eastAsia" w:ascii="Times New Roman" w:hAnsi="Times New Roman" w:eastAsia="SimHei" w:cs="Times New Roman"/>
-        </w:rPr>
-        <w:t>习题</w:t>
-      </w:r>
-      <w:r>
-        <w:rPr>
-          <w:rFonts w:hint="eastAsia" w:ascii="Times New Roman" w:hAnsi="Times New Roman" w:eastAsia="Times New Roman" w:cs="Times New Roman"/>
-        </w:rPr>
-        <w:t>4.3</w:t>
+        <w:t xml:space="preserve">对称性</w:t>
       </w:r>
     </w:p>
     <w:p>
@@ -635,15 +573,22 @@
         <w:rPr>
           <w:rFonts w:ascii="Times New Roman" w:hAnsi="Times New Roman" w:eastAsia="Times New Roman" w:cs="Times New Roman"/>
         </w:rPr>
-        <w:t xml:space="preserve"> S</w:t>
-      </w:r>
-      <w:r>
-        <w:rPr>
-          <w:rFonts w:ascii="Times New Roman" w:hAnsi="Times New Roman" w:eastAsia="Times New Roman" w:cs="Times New Roman"/>
-          <w:vertAlign w:val="subscript"/>
-        </w:rPr>
-        <w:t>3</w:t>
-      </w:r>
+        <w:t xml:space="preserve"> </w:t>
+      </w:r>
+      <m:oMath>
+        <m:sSub>
+          <m:e>
+            <m:r>
+              <m:t>S</m:t>
+            </m:r>
+          </m:e>
+          <m:sub>
+            <m:r>
+              <m:t>3</m:t>
+            </m:r>
+          </m:sub>
+        </m:sSub>
+      </m:oMath>
       <w:r>
         <w:rPr>
           <w:rFonts w:ascii="Times New Roman" w:hAnsi="Times New Roman" w:eastAsia="Times New Roman" w:cs="Times New Roman"/>
@@ -660,15 +605,22 @@
         <w:rPr>
           <w:rFonts w:ascii="Times New Roman" w:hAnsi="Times New Roman" w:eastAsia="Times New Roman" w:cs="Times New Roman"/>
         </w:rPr>
-        <w:t xml:space="preserve"> I</w:t>
-      </w:r>
-      <w:r>
-        <w:rPr>
-          <w:rFonts w:ascii="Times New Roman" w:hAnsi="Times New Roman" w:eastAsia="Times New Roman" w:cs="Times New Roman"/>
-          <w:vertAlign w:val="subscript"/>
-        </w:rPr>
-        <w:t>3</w:t>
-      </w:r>
+        <w:t xml:space="preserve"> </w:t>
+      </w:r>
+      <m:oMath>
+        <m:sSub>
+          <m:e>
+            <m:r>
+              <m:t>I</m:t>
+            </m:r>
+          </m:e>
+          <m:sub>
+            <m:r>
+              <m:t>3</m:t>
+            </m:r>
+          </m:sub>
+        </m:sSub>
+      </m:oMath>
       <w:r>
         <w:rPr>
           <w:rFonts w:ascii="Times New Roman" w:hAnsi="Times New Roman" w:eastAsia="Times New Roman" w:cs="Times New Roman"/>
@@ -699,7 +651,7 @@
       </w:r>
     </w:p>
     <w:bookmarkEnd w:id="13"/>
-    <w:bookmarkStart w:id="14" w:name="对称性-习题4.4"/>
+    <w:bookmarkStart w:id="14" w:name="对称性-3"/>
     <w:p>
       <w:pPr>
         <w:pStyle w:val="Heading2"/>
@@ -716,25 +668,7 @@
         <w:rPr>
           <w:rFonts w:hint="eastAsia" w:ascii="Times New Roman" w:hAnsi="Times New Roman" w:eastAsia="SimHei" w:cs="Times New Roman"/>
         </w:rPr>
-        <w:t>对称性</w:t>
-      </w:r>
-      <w:r>
-        <w:rPr>
-          <w:rFonts w:hint="eastAsia" w:ascii="Times New Roman" w:hAnsi="Times New Roman" w:eastAsia="Times New Roman" w:cs="Times New Roman"/>
-        </w:rPr>
-        <w:t>-</w:t>
-      </w:r>
-      <w:r>
-        <w:rPr>
-          <w:rFonts w:hint="eastAsia" w:ascii="Times New Roman" w:hAnsi="Times New Roman" w:eastAsia="SimHei" w:cs="Times New Roman"/>
-        </w:rPr>
-        <w:t>习题</w:t>
-      </w:r>
-      <w:r>
-        <w:rPr>
-          <w:rFonts w:hint="eastAsia" w:ascii="Times New Roman" w:hAnsi="Times New Roman" w:eastAsia="Times New Roman" w:cs="Times New Roman"/>
-        </w:rPr>
-        <w:t>4.4</w:t>
+        <w:t xml:space="preserve">对称性</w:t>
       </w:r>
     </w:p>
     <w:p>
@@ -751,15 +685,22 @@
         <w:rPr>
           <w:rFonts w:ascii="Times New Roman" w:hAnsi="Times New Roman" w:eastAsia="Times New Roman" w:cs="Times New Roman"/>
         </w:rPr>
-        <w:t xml:space="preserve"> S</w:t>
-      </w:r>
-      <w:r>
-        <w:rPr>
-          <w:rFonts w:ascii="Times New Roman" w:hAnsi="Times New Roman" w:eastAsia="Times New Roman" w:cs="Times New Roman"/>
-          <w:vertAlign w:val="subscript"/>
-        </w:rPr>
-        <w:t>4</w:t>
-      </w:r>
+        <w:t xml:space="preserve"> </w:t>
+      </w:r>
+      <m:oMath>
+        <m:sSub>
+          <m:e>
+            <m:r>
+              <m:t>S</m:t>
+            </m:r>
+          </m:e>
+          <m:sub>
+            <m:r>
+              <m:t>4</m:t>
+            </m:r>
+          </m:sub>
+        </m:sSub>
+      </m:oMath>
       <w:r>
         <w:rPr>
           <w:rFonts w:ascii="Times New Roman" w:hAnsi="Times New Roman" w:eastAsia="Times New Roman" w:cs="Times New Roman"/>
@@ -776,15 +717,22 @@
         <w:rPr>
           <w:rFonts w:ascii="Times New Roman" w:hAnsi="Times New Roman" w:eastAsia="Times New Roman" w:cs="Times New Roman"/>
         </w:rPr>
-        <w:t xml:space="preserve"> I</w:t>
-      </w:r>
-      <w:r>
-        <w:rPr>
-          <w:rFonts w:ascii="Times New Roman" w:hAnsi="Times New Roman" w:eastAsia="Times New Roman" w:cs="Times New Roman"/>
-          <w:vertAlign w:val="subscript"/>
-        </w:rPr>
-        <w:t>4</w:t>
-      </w:r>
+        <w:t xml:space="preserve"> </w:t>
+      </w:r>
+      <m:oMath>
+        <m:sSub>
+          <m:e>
+            <m:r>
+              <m:t>I</m:t>
+            </m:r>
+          </m:e>
+          <m:sub>
+            <m:r>
+              <m:t>4</m:t>
+            </m:r>
+          </m:sub>
+        </m:sSub>
+      </m:oMath>
       <w:r>
         <w:rPr>
           <w:rFonts w:ascii="Times New Roman" w:hAnsi="Times New Roman" w:eastAsia="Times New Roman" w:cs="Times New Roman"/>
@@ -815,7 +763,7 @@
       </w:r>
     </w:p>
     <w:bookmarkEnd w:id="14"/>
-    <w:bookmarkStart w:id="15" w:name="对称性-习题4.5"/>
+    <w:bookmarkStart w:id="15" w:name="对称性-4"/>
     <w:p>
       <w:pPr>
         <w:pStyle w:val="Heading2"/>
@@ -832,25 +780,7 @@
         <w:rPr>
           <w:rFonts w:hint="eastAsia" w:ascii="Times New Roman" w:hAnsi="Times New Roman" w:eastAsia="SimHei" w:cs="Times New Roman"/>
         </w:rPr>
-        <w:t>对称性</w:t>
-      </w:r>
-      <w:r>
-        <w:rPr>
-          <w:rFonts w:hint="eastAsia" w:ascii="Times New Roman" w:hAnsi="Times New Roman" w:eastAsia="Times New Roman" w:cs="Times New Roman"/>
-        </w:rPr>
-        <w:t>-</w:t>
-      </w:r>
-      <w:r>
-        <w:rPr>
-          <w:rFonts w:hint="eastAsia" w:ascii="Times New Roman" w:hAnsi="Times New Roman" w:eastAsia="SimHei" w:cs="Times New Roman"/>
-        </w:rPr>
-        <w:t>习题</w:t>
-      </w:r>
-      <w:r>
-        <w:rPr>
-          <w:rFonts w:hint="eastAsia" w:ascii="Times New Roman" w:hAnsi="Times New Roman" w:eastAsia="Times New Roman" w:cs="Times New Roman"/>
-        </w:rPr>
-        <w:t>4.5</w:t>
+        <w:t xml:space="preserve">对称性</w:t>
       </w:r>
     </w:p>
     <w:p>
@@ -925,15 +855,22 @@
         <w:rPr>
           <w:rFonts w:ascii="Times New Roman" w:hAnsi="Times New Roman" w:eastAsia="Times New Roman" w:cs="Times New Roman"/>
         </w:rPr>
-        <w:t xml:space="preserve"> C</w:t>
-      </w:r>
-      <w:r>
-        <w:rPr>
-          <w:rFonts w:ascii="Times New Roman" w:hAnsi="Times New Roman" w:eastAsia="Times New Roman" w:cs="Times New Roman"/>
-          <w:vertAlign w:val="subscript"/>
-        </w:rPr>
-        <w:t>2</w:t>
-      </w:r>
+        <w:t xml:space="preserve"> </w:t>
+      </w:r>
+      <m:oMath>
+        <m:sSub>
+          <m:e>
+            <m:r>
+              <m:t>C</m:t>
+            </m:r>
+          </m:e>
+          <m:sub>
+            <m:r>
+              <m:t>2</m:t>
+            </m:r>
+          </m:sub>
+        </m:sSub>
+      </m:oMath>
       <w:r>
         <w:rPr>
           <w:rFonts w:ascii="Times New Roman" w:hAnsi="Times New Roman" w:eastAsia="Times New Roman" w:cs="Times New Roman"/>
@@ -950,22 +887,27 @@
         <w:rPr>
           <w:rFonts w:ascii="Times New Roman" w:hAnsi="Times New Roman" w:eastAsia="Times New Roman" w:cs="Times New Roman"/>
         </w:rPr>
-        <w:t xml:space="preserve"> C</w:t>
-      </w:r>
-      <w:r>
-        <w:rPr>
-          <w:rFonts w:ascii="Times New Roman" w:hAnsi="Times New Roman" w:eastAsia="Times New Roman" w:cs="Times New Roman"/>
-          <w:vertAlign w:val="subscript"/>
-        </w:rPr>
-        <w:t>2</w:t>
-      </w:r>
-      <w:r>
-        <w:rPr>
-          <w:rFonts w:ascii="Times New Roman" w:hAnsi="Times New Roman" w:eastAsia="Times New Roman" w:cs="Times New Roman"/>
-          <w:vertAlign w:val="superscript"/>
-        </w:rPr>
-        <w:t>1</w:t>
-      </w:r>
+        <w:t xml:space="preserve"> </w:t>
+      </w:r>
+      <m:oMath>
+        <m:sSubSup>
+          <m:e>
+            <m:r>
+              <m:t>C</m:t>
+            </m:r>
+          </m:e>
+          <m:sub>
+            <m:r>
+              <m:t>2</m:t>
+            </m:r>
+          </m:sub>
+          <m:sup>
+            <m:r>
+              <m:t>1</m:t>
+            </m:r>
+          </m:sup>
+        </m:sSubSup>
+      </m:oMath>
       <w:r>
         <w:rPr>
           <w:rFonts w:ascii="Times New Roman" w:hAnsi="Times New Roman" w:eastAsia="Times New Roman" w:cs="Times New Roman"/>
@@ -996,7 +938,7 @@
       </w:r>
     </w:p>
     <w:bookmarkEnd w:id="15"/>
-    <w:bookmarkStart w:id="16" w:name="对称性-习题4.6"/>
+    <w:bookmarkStart w:id="16" w:name="对称性-5"/>
     <w:p>
       <w:pPr>
         <w:pStyle w:val="Heading2"/>
@@ -1013,25 +955,7 @@
         <w:rPr>
           <w:rFonts w:hint="eastAsia" w:ascii="Times New Roman" w:hAnsi="Times New Roman" w:eastAsia="SimHei" w:cs="Times New Roman"/>
         </w:rPr>
-        <w:t>对称性</w:t>
-      </w:r>
-      <w:r>
-        <w:rPr>
-          <w:rFonts w:hint="eastAsia" w:ascii="Times New Roman" w:hAnsi="Times New Roman" w:eastAsia="Times New Roman" w:cs="Times New Roman"/>
-        </w:rPr>
-        <w:t>-</w:t>
-      </w:r>
-      <w:r>
-        <w:rPr>
-          <w:rFonts w:hint="eastAsia" w:ascii="Times New Roman" w:hAnsi="Times New Roman" w:eastAsia="SimHei" w:cs="Times New Roman"/>
-        </w:rPr>
-        <w:t>习题</w:t>
-      </w:r>
-      <w:r>
-        <w:rPr>
-          <w:rFonts w:hint="eastAsia" w:ascii="Times New Roman" w:hAnsi="Times New Roman" w:eastAsia="Times New Roman" w:cs="Times New Roman"/>
-        </w:rPr>
-        <w:t>4.6</w:t>
+        <w:t xml:space="preserve">对称性</w:t>
       </w:r>
     </w:p>
     <w:p>
@@ -1372,7 +1296,7 @@
       </w:r>
     </w:p>
     <w:bookmarkEnd w:id="16"/>
-    <w:bookmarkStart w:id="17" w:name="对称性-习题4.7"/>
+    <w:bookmarkStart w:id="17" w:name="对称性-6"/>
     <w:p>
       <w:pPr>
         <w:pStyle w:val="Heading2"/>
@@ -1389,25 +1313,7 @@
         <w:rPr>
           <w:rFonts w:hint="eastAsia" w:ascii="Times New Roman" w:hAnsi="Times New Roman" w:eastAsia="SimHei" w:cs="Times New Roman"/>
         </w:rPr>
-        <w:t>对称性</w:t>
-      </w:r>
-      <w:r>
-        <w:rPr>
-          <w:rFonts w:hint="eastAsia" w:ascii="Times New Roman" w:hAnsi="Times New Roman" w:eastAsia="Times New Roman" w:cs="Times New Roman"/>
-        </w:rPr>
-        <w:t>-</w:t>
-      </w:r>
-      <w:r>
-        <w:rPr>
-          <w:rFonts w:hint="eastAsia" w:ascii="Times New Roman" w:hAnsi="Times New Roman" w:eastAsia="SimHei" w:cs="Times New Roman"/>
-        </w:rPr>
-        <w:t>习题</w:t>
-      </w:r>
-      <w:r>
-        <w:rPr>
-          <w:rFonts w:hint="eastAsia" w:ascii="Times New Roman" w:hAnsi="Times New Roman" w:eastAsia="Times New Roman" w:cs="Times New Roman"/>
-        </w:rPr>
-        <w:t>4.7</w:t>
+        <w:t xml:space="preserve">对称性</w:t>
       </w:r>
     </w:p>
     <w:p>
@@ -1468,7 +1374,7 @@
       </w:r>
     </w:p>
     <w:bookmarkEnd w:id="17"/>
-    <w:bookmarkStart w:id="18" w:name="对称性-习题4.8"/>
+    <w:bookmarkStart w:id="18" w:name="对称性-7"/>
     <w:p>
       <w:pPr>
         <w:pStyle w:val="Heading2"/>
@@ -1485,25 +1391,7 @@
         <w:rPr>
           <w:rFonts w:hint="eastAsia" w:ascii="Times New Roman" w:hAnsi="Times New Roman" w:eastAsia="SimHei" w:cs="Times New Roman"/>
         </w:rPr>
-        <w:t>对称性</w:t>
-      </w:r>
-      <w:r>
-        <w:rPr>
-          <w:rFonts w:hint="eastAsia" w:ascii="Times New Roman" w:hAnsi="Times New Roman" w:eastAsia="Times New Roman" w:cs="Times New Roman"/>
-        </w:rPr>
-        <w:t>-</w:t>
-      </w:r>
-      <w:r>
-        <w:rPr>
-          <w:rFonts w:hint="eastAsia" w:ascii="Times New Roman" w:hAnsi="Times New Roman" w:eastAsia="SimHei" w:cs="Times New Roman"/>
-        </w:rPr>
-        <w:t>习题</w:t>
-      </w:r>
-      <w:r>
-        <w:rPr>
-          <w:rFonts w:hint="eastAsia" w:ascii="Times New Roman" w:hAnsi="Times New Roman" w:eastAsia="Times New Roman" w:cs="Times New Roman"/>
-        </w:rPr>
-        <w:t>4.8</w:t>
+        <w:t xml:space="preserve">对称性</w:t>
       </w:r>
     </w:p>
     <w:p>
@@ -1526,15 +1414,25 @@
         <w:rPr>
           <w:rFonts w:ascii="Times New Roman" w:hAnsi="Times New Roman" w:eastAsia="Times New Roman" w:cs="Times New Roman"/>
         </w:rPr>
-        <w:t xml:space="preserve"> SO</w:t>
-      </w:r>
-      <w:r>
-        <w:rPr>
-          <w:rFonts w:ascii="Times New Roman" w:hAnsi="Times New Roman" w:eastAsia="Times New Roman" w:cs="Times New Roman"/>
-          <w:vertAlign w:val="subscript"/>
-        </w:rPr>
-        <w:t>3</w:t>
-      </w:r>
+        <w:t xml:space="preserve"> </w:t>
+      </w:r>
+      <m:oMath>
+        <m:r>
+          <m:t>S</m:t>
+        </m:r>
+        <m:sSub>
+          <m:e>
+            <m:r>
+              <m:t>O</m:t>
+            </m:r>
+          </m:e>
+          <m:sub>
+            <m:r>
+              <m:t>3</m:t>
+            </m:r>
+          </m:sub>
+        </m:sSub>
+      </m:oMath>
       <w:r>
         <w:rPr>
           <w:rFonts w:ascii="Times New Roman" w:hAnsi="Times New Roman" w:eastAsia="Times New Roman" w:cs="Times New Roman"/>
@@ -1741,7 +1639,7 @@
       </w:r>
     </w:p>
     <w:bookmarkEnd w:id="18"/>
-    <w:bookmarkStart w:id="19" w:name="对称性-习题4.9"/>
+    <w:bookmarkStart w:id="19" w:name="对称性-8"/>
     <w:p>
       <w:pPr>
         <w:pStyle w:val="Heading2"/>
@@ -1758,25 +1656,7 @@
         <w:rPr>
           <w:rFonts w:hint="eastAsia" w:ascii="Times New Roman" w:hAnsi="Times New Roman" w:eastAsia="SimHei" w:cs="Times New Roman"/>
         </w:rPr>
-        <w:t>对称性</w:t>
-      </w:r>
-      <w:r>
-        <w:rPr>
-          <w:rFonts w:hint="eastAsia" w:ascii="Times New Roman" w:hAnsi="Times New Roman" w:eastAsia="Times New Roman" w:cs="Times New Roman"/>
-        </w:rPr>
-        <w:t>-</w:t>
-      </w:r>
-      <w:r>
-        <w:rPr>
-          <w:rFonts w:hint="eastAsia" w:ascii="Times New Roman" w:hAnsi="Times New Roman" w:eastAsia="SimHei" w:cs="Times New Roman"/>
-        </w:rPr>
-        <w:t>习题</w:t>
-      </w:r>
-      <w:r>
-        <w:rPr>
-          <w:rFonts w:hint="eastAsia" w:ascii="Times New Roman" w:hAnsi="Times New Roman" w:eastAsia="Times New Roman" w:cs="Times New Roman"/>
-        </w:rPr>
-        <w:t>4.9</w:t>
+        <w:t xml:space="preserve">对称性</w:t>
       </w:r>
     </w:p>
     <w:p>
@@ -1971,15 +1851,22 @@
         <w:rPr>
           <w:rFonts w:ascii="Times New Roman" w:hAnsi="Times New Roman" w:eastAsia="Times New Roman" w:cs="Times New Roman"/>
         </w:rPr>
-        <w:t xml:space="preserve"> C</w:t>
-      </w:r>
-      <w:r>
-        <w:rPr>
-          <w:rFonts w:ascii="Times New Roman" w:hAnsi="Times New Roman" w:eastAsia="Times New Roman" w:cs="Times New Roman"/>
-          <w:vertAlign w:val="subscript"/>
-        </w:rPr>
-        <w:t>3</w:t>
-      </w:r>
+        <w:t xml:space="preserve"> </w:t>
+      </w:r>
+      <m:oMath>
+        <m:sSub>
+          <m:e>
+            <m:r>
+              <m:t>C</m:t>
+            </m:r>
+          </m:e>
+          <m:sub>
+            <m:r>
+              <m:t>3</m:t>
+            </m:r>
+          </m:sub>
+        </m:sSub>
+      </m:oMath>
       <w:r>
         <w:rPr>
           <w:rFonts w:ascii="Times New Roman" w:hAnsi="Times New Roman" w:eastAsia="Times New Roman" w:cs="Times New Roman"/>
@@ -2048,7 +1935,7 @@
       </w:r>
     </w:p>
     <w:bookmarkEnd w:id="19"/>
-    <w:bookmarkStart w:id="20" w:name="对称性-习题4.10"/>
+    <w:bookmarkStart w:id="20" w:name="对称性-9"/>
     <w:p>
       <w:pPr>
         <w:pStyle w:val="Heading2"/>
@@ -2065,25 +1952,7 @@
         <w:rPr>
           <w:rFonts w:hint="eastAsia" w:ascii="Times New Roman" w:hAnsi="Times New Roman" w:eastAsia="SimHei" w:cs="Times New Roman"/>
         </w:rPr>
-        <w:t>对称性</w:t>
-      </w:r>
-      <w:r>
-        <w:rPr>
-          <w:rFonts w:hint="eastAsia" w:ascii="Times New Roman" w:hAnsi="Times New Roman" w:eastAsia="Times New Roman" w:cs="Times New Roman"/>
-        </w:rPr>
-        <w:t>-</w:t>
-      </w:r>
-      <w:r>
-        <w:rPr>
-          <w:rFonts w:hint="eastAsia" w:ascii="Times New Roman" w:hAnsi="Times New Roman" w:eastAsia="SimHei" w:cs="Times New Roman"/>
-        </w:rPr>
-        <w:t>习题</w:t>
-      </w:r>
-      <w:r>
-        <w:rPr>
-          <w:rFonts w:hint="eastAsia" w:ascii="Times New Roman" w:hAnsi="Times New Roman" w:eastAsia="Times New Roman" w:cs="Times New Roman"/>
-        </w:rPr>
-        <w:t>4.10</w:t>
+        <w:t xml:space="preserve">对称性</w:t>
       </w:r>
     </w:p>
     <w:p>
@@ -2269,7 +2138,7 @@
       </w:r>
     </w:p>
     <w:bookmarkEnd w:id="20"/>
-    <w:bookmarkStart w:id="21" w:name="对称性-习题4.11"/>
+    <w:bookmarkStart w:id="21" w:name="对称性-10"/>
     <w:p>
       <w:pPr>
         <w:pStyle w:val="Heading2"/>
@@ -2286,25 +2155,7 @@
         <w:rPr>
           <w:rFonts w:hint="eastAsia" w:ascii="Times New Roman" w:hAnsi="Times New Roman" w:eastAsia="SimHei" w:cs="Times New Roman"/>
         </w:rPr>
-        <w:t>对称性</w:t>
-      </w:r>
-      <w:r>
-        <w:rPr>
-          <w:rFonts w:hint="eastAsia" w:ascii="Times New Roman" w:hAnsi="Times New Roman" w:eastAsia="Times New Roman" w:cs="Times New Roman"/>
-        </w:rPr>
-        <w:t>-</w:t>
-      </w:r>
-      <w:r>
-        <w:rPr>
-          <w:rFonts w:hint="eastAsia" w:ascii="Times New Roman" w:hAnsi="Times New Roman" w:eastAsia="SimHei" w:cs="Times New Roman"/>
-        </w:rPr>
-        <w:t>习题</w:t>
-      </w:r>
-      <w:r>
-        <w:rPr>
-          <w:rFonts w:hint="eastAsia" w:ascii="Times New Roman" w:hAnsi="Times New Roman" w:eastAsia="Times New Roman" w:cs="Times New Roman"/>
-        </w:rPr>
-        <w:t>4.11</w:t>
+        <w:t xml:space="preserve">对称性</w:t>
       </w:r>
     </w:p>
     <w:p>
@@ -2435,7 +2286,7 @@
       </w:r>
     </w:p>
     <w:bookmarkEnd w:id="21"/>
-    <w:bookmarkStart w:id="22" w:name="对称性-习题4.12"/>
+    <w:bookmarkStart w:id="22" w:name="对称性-11"/>
     <w:p>
       <w:pPr>
         <w:pStyle w:val="Heading2"/>
@@ -2452,25 +2303,7 @@
         <w:rPr>
           <w:rFonts w:hint="eastAsia" w:ascii="Times New Roman" w:hAnsi="Times New Roman" w:eastAsia="SimHei" w:cs="Times New Roman"/>
         </w:rPr>
-        <w:t>对称性</w:t>
-      </w:r>
-      <w:r>
-        <w:rPr>
-          <w:rFonts w:hint="eastAsia" w:ascii="Times New Roman" w:hAnsi="Times New Roman" w:eastAsia="Times New Roman" w:cs="Times New Roman"/>
-        </w:rPr>
-        <w:t>-</w:t>
-      </w:r>
-      <w:r>
-        <w:rPr>
-          <w:rFonts w:hint="eastAsia" w:ascii="Times New Roman" w:hAnsi="Times New Roman" w:eastAsia="SimHei" w:cs="Times New Roman"/>
-        </w:rPr>
-        <w:t>习题</w:t>
-      </w:r>
-      <w:r>
-        <w:rPr>
-          <w:rFonts w:hint="eastAsia" w:ascii="Times New Roman" w:hAnsi="Times New Roman" w:eastAsia="Times New Roman" w:cs="Times New Roman"/>
-        </w:rPr>
-        <w:t>4.12</w:t>
+        <w:t xml:space="preserve">对称性</w:t>
       </w:r>
     </w:p>
     <w:p>
@@ -2633,7 +2466,7 @@
       </w:r>
     </w:p>
     <w:bookmarkEnd w:id="22"/>
-    <w:bookmarkStart w:id="23" w:name="对称性-习题4.13"/>
+    <w:bookmarkStart w:id="23" w:name="对称性-12"/>
     <w:p>
       <w:pPr>
         <w:pStyle w:val="Heading2"/>
@@ -2650,25 +2483,7 @@
         <w:rPr>
           <w:rFonts w:hint="eastAsia" w:ascii="Times New Roman" w:hAnsi="Times New Roman" w:eastAsia="SimHei" w:cs="Times New Roman"/>
         </w:rPr>
-        <w:t>对称性</w:t>
-      </w:r>
-      <w:r>
-        <w:rPr>
-          <w:rFonts w:hint="eastAsia" w:ascii="Times New Roman" w:hAnsi="Times New Roman" w:eastAsia="Times New Roman" w:cs="Times New Roman"/>
-        </w:rPr>
-        <w:t>-</w:t>
-      </w:r>
-      <w:r>
-        <w:rPr>
-          <w:rFonts w:hint="eastAsia" w:ascii="Times New Roman" w:hAnsi="Times New Roman" w:eastAsia="SimHei" w:cs="Times New Roman"/>
-        </w:rPr>
-        <w:t>习题</w:t>
-      </w:r>
-      <w:r>
-        <w:rPr>
-          <w:rFonts w:hint="eastAsia" w:ascii="Times New Roman" w:hAnsi="Times New Roman" w:eastAsia="Times New Roman" w:cs="Times New Roman"/>
-        </w:rPr>
-        <w:t>4.13</w:t>
+        <w:t xml:space="preserve">对称性</w:t>
       </w:r>
     </w:p>
     <w:p>
@@ -2693,7 +2508,7 @@
       </w:r>
     </w:p>
     <w:bookmarkEnd w:id="23"/>
-    <w:bookmarkStart w:id="24" w:name="对称性-习题4.14"/>
+    <w:bookmarkStart w:id="24" w:name="对称性-13"/>
     <w:p>
       <w:pPr>
         <w:pStyle w:val="Heading2"/>
@@ -2710,25 +2525,7 @@
         <w:rPr>
           <w:rFonts w:hint="eastAsia" w:ascii="Times New Roman" w:hAnsi="Times New Roman" w:eastAsia="SimHei" w:cs="Times New Roman"/>
         </w:rPr>
-        <w:t>对称性</w:t>
-      </w:r>
-      <w:r>
-        <w:rPr>
-          <w:rFonts w:hint="eastAsia" w:ascii="Times New Roman" w:hAnsi="Times New Roman" w:eastAsia="Times New Roman" w:cs="Times New Roman"/>
-        </w:rPr>
-        <w:t>-</w:t>
-      </w:r>
-      <w:r>
-        <w:rPr>
-          <w:rFonts w:hint="eastAsia" w:ascii="Times New Roman" w:hAnsi="Times New Roman" w:eastAsia="SimHei" w:cs="Times New Roman"/>
-        </w:rPr>
-        <w:t>习题</w:t>
-      </w:r>
-      <w:r>
-        <w:rPr>
-          <w:rFonts w:hint="eastAsia" w:ascii="Times New Roman" w:hAnsi="Times New Roman" w:eastAsia="Times New Roman" w:cs="Times New Roman"/>
-        </w:rPr>
-        <w:t>4.14</w:t>
+        <w:t xml:space="preserve">对称性</w:t>
       </w:r>
     </w:p>
     <w:p>
@@ -2907,7 +2704,7 @@
       </w:r>
     </w:p>
     <w:bookmarkEnd w:id="24"/>
-    <w:bookmarkStart w:id="25" w:name="对称性-习题4.15"/>
+    <w:bookmarkStart w:id="25" w:name="对称性-14"/>
     <w:p>
       <w:pPr>
         <w:pStyle w:val="Heading2"/>
@@ -2924,25 +2721,7 @@
         <w:rPr>
           <w:rFonts w:hint="eastAsia" w:ascii="Times New Roman" w:hAnsi="Times New Roman" w:eastAsia="SimHei" w:cs="Times New Roman"/>
         </w:rPr>
-        <w:t>对称性</w:t>
-      </w:r>
-      <w:r>
-        <w:rPr>
-          <w:rFonts w:hint="eastAsia" w:ascii="Times New Roman" w:hAnsi="Times New Roman" w:eastAsia="Times New Roman" w:cs="Times New Roman"/>
-        </w:rPr>
-        <w:t>-</w:t>
-      </w:r>
-      <w:r>
-        <w:rPr>
-          <w:rFonts w:hint="eastAsia" w:ascii="Times New Roman" w:hAnsi="Times New Roman" w:eastAsia="SimHei" w:cs="Times New Roman"/>
-        </w:rPr>
-        <w:t>习题</w:t>
-      </w:r>
-      <w:r>
-        <w:rPr>
-          <w:rFonts w:hint="eastAsia" w:ascii="Times New Roman" w:hAnsi="Times New Roman" w:eastAsia="Times New Roman" w:cs="Times New Roman"/>
-        </w:rPr>
-        <w:t>4.15</w:t>
+        <w:t xml:space="preserve">对称性</w:t>
       </w:r>
     </w:p>
     <w:p>
@@ -2979,7 +2758,7 @@
       </w:r>
     </w:p>
     <w:bookmarkEnd w:id="25"/>
-    <w:bookmarkStart w:id="26" w:name="对称性-习题4.16"/>
+    <w:bookmarkStart w:id="26" w:name="对称性-15"/>
     <w:p>
       <w:pPr>
         <w:pStyle w:val="Heading2"/>
@@ -2996,25 +2775,7 @@
         <w:rPr>
           <w:rFonts w:hint="eastAsia" w:ascii="Times New Roman" w:hAnsi="Times New Roman" w:eastAsia="SimHei" w:cs="Times New Roman"/>
         </w:rPr>
-        <w:t>对称性</w:t>
-      </w:r>
-      <w:r>
-        <w:rPr>
-          <w:rFonts w:hint="eastAsia" w:ascii="Times New Roman" w:hAnsi="Times New Roman" w:eastAsia="Times New Roman" w:cs="Times New Roman"/>
-        </w:rPr>
-        <w:t>-</w:t>
-      </w:r>
-      <w:r>
-        <w:rPr>
-          <w:rFonts w:hint="eastAsia" w:ascii="Times New Roman" w:hAnsi="Times New Roman" w:eastAsia="SimHei" w:cs="Times New Roman"/>
-        </w:rPr>
-        <w:t>习题</w:t>
-      </w:r>
-      <w:r>
-        <w:rPr>
-          <w:rFonts w:hint="eastAsia" w:ascii="Times New Roman" w:hAnsi="Times New Roman" w:eastAsia="Times New Roman" w:cs="Times New Roman"/>
-        </w:rPr>
-        <w:t>4.16</w:t>
+        <w:t xml:space="preserve">对称性</w:t>
       </w:r>
     </w:p>
     <w:p>
@@ -3243,19 +3004,20 @@
           <w:numId w:val="1003"/>
         </w:numPr>
       </w:pPr>
-      <w:r>
-        <w:rPr>
-          <w:rFonts w:ascii="Times New Roman" w:hAnsi="Times New Roman" w:eastAsia="Times New Roman" w:cs="Times New Roman"/>
-        </w:rPr>
-        <w:t>S</w:t>
-      </w:r>
-      <w:r>
-        <w:rPr>
-          <w:rFonts w:ascii="Times New Roman" w:hAnsi="Times New Roman" w:eastAsia="Times New Roman" w:cs="Times New Roman"/>
-          <w:vertAlign w:val="subscript"/>
-        </w:rPr>
-        <w:t>8</w:t>
-      </w:r>
+      <m:oMath>
+        <m:sSub>
+          <m:e>
+            <m:r>
+              <m:t>S</m:t>
+            </m:r>
+          </m:e>
+          <m:sub>
+            <m:r>
+              <m:t>8</m:t>
+            </m:r>
+          </m:sub>
+        </m:sSub>
+      </m:oMath>
       <w:r>
         <w:rPr>
           <w:rFonts w:ascii="Times New Roman" w:hAnsi="Times New Roman" w:eastAsia="Times New Roman" w:cs="Times New Roman"/>
@@ -3382,7 +3144,7 @@
       </w:r>
     </w:p>
     <w:bookmarkEnd w:id="26"/>
-    <w:bookmarkStart w:id="27" w:name="对称性-习题4.17"/>
+    <w:bookmarkStart w:id="27" w:name="对称性-16"/>
     <w:p>
       <w:pPr>
         <w:pStyle w:val="Heading2"/>
@@ -3399,25 +3161,7 @@
         <w:rPr>
           <w:rFonts w:hint="eastAsia" w:ascii="Times New Roman" w:hAnsi="Times New Roman" w:eastAsia="SimHei" w:cs="Times New Roman"/>
         </w:rPr>
-        <w:t>对称性</w:t>
-      </w:r>
-      <w:r>
-        <w:rPr>
-          <w:rFonts w:hint="eastAsia" w:ascii="Times New Roman" w:hAnsi="Times New Roman" w:eastAsia="Times New Roman" w:cs="Times New Roman"/>
-        </w:rPr>
-        <w:t>-</w:t>
-      </w:r>
-      <w:r>
-        <w:rPr>
-          <w:rFonts w:hint="eastAsia" w:ascii="Times New Roman" w:hAnsi="Times New Roman" w:eastAsia="SimHei" w:cs="Times New Roman"/>
-        </w:rPr>
-        <w:t>习题</w:t>
-      </w:r>
-      <w:r>
-        <w:rPr>
-          <w:rFonts w:hint="eastAsia" w:ascii="Times New Roman" w:hAnsi="Times New Roman" w:eastAsia="Times New Roman" w:cs="Times New Roman"/>
-        </w:rPr>
-        <w:t>4.17</w:t>
+        <w:t xml:space="preserve">对称性</w:t>
       </w:r>
     </w:p>
     <w:p>
@@ -3538,7 +3282,7 @@
       </w:r>
     </w:p>
     <w:bookmarkEnd w:id="27"/>
-    <w:bookmarkStart w:id="28" w:name="对称性-习题4.18"/>
+    <w:bookmarkStart w:id="28" w:name="对称性-17"/>
     <w:p>
       <w:pPr>
         <w:pStyle w:val="Heading2"/>
@@ -3555,25 +3299,7 @@
         <w:rPr>
           <w:rFonts w:hint="eastAsia" w:ascii="Times New Roman" w:hAnsi="Times New Roman" w:eastAsia="SimHei" w:cs="Times New Roman"/>
         </w:rPr>
-        <w:t>对称性</w:t>
-      </w:r>
-      <w:r>
-        <w:rPr>
-          <w:rFonts w:hint="eastAsia" w:ascii="Times New Roman" w:hAnsi="Times New Roman" w:eastAsia="Times New Roman" w:cs="Times New Roman"/>
-        </w:rPr>
-        <w:t>-</w:t>
-      </w:r>
-      <w:r>
-        <w:rPr>
-          <w:rFonts w:hint="eastAsia" w:ascii="Times New Roman" w:hAnsi="Times New Roman" w:eastAsia="SimHei" w:cs="Times New Roman"/>
-        </w:rPr>
-        <w:t>习题</w:t>
-      </w:r>
-      <w:r>
-        <w:rPr>
-          <w:rFonts w:hint="eastAsia" w:ascii="Times New Roman" w:hAnsi="Times New Roman" w:eastAsia="Times New Roman" w:cs="Times New Roman"/>
-        </w:rPr>
-        <w:t>4.18</w:t>
+        <w:t xml:space="preserve">对称性</w:t>
       </w:r>
     </w:p>
     <w:p>
@@ -4055,7 +3781,7 @@
       </w:r>
     </w:p>
     <w:bookmarkEnd w:id="28"/>
-    <w:bookmarkStart w:id="29" w:name="对称性-习题4.19"/>
+    <w:bookmarkStart w:id="29" w:name="对称性-18"/>
     <w:p>
       <w:pPr>
         <w:pStyle w:val="Heading2"/>
@@ -4072,25 +3798,7 @@
         <w:rPr>
           <w:rFonts w:hint="eastAsia" w:ascii="Times New Roman" w:hAnsi="Times New Roman" w:eastAsia="SimHei" w:cs="Times New Roman"/>
         </w:rPr>
-        <w:t>对称性</w:t>
-      </w:r>
-      <w:r>
-        <w:rPr>
-          <w:rFonts w:hint="eastAsia" w:ascii="Times New Roman" w:hAnsi="Times New Roman" w:eastAsia="Times New Roman" w:cs="Times New Roman"/>
-        </w:rPr>
-        <w:t>-</w:t>
-      </w:r>
-      <w:r>
-        <w:rPr>
-          <w:rFonts w:hint="eastAsia" w:ascii="Times New Roman" w:hAnsi="Times New Roman" w:eastAsia="SimHei" w:cs="Times New Roman"/>
-        </w:rPr>
-        <w:t>习题</w:t>
-      </w:r>
-      <w:r>
-        <w:rPr>
-          <w:rFonts w:hint="eastAsia" w:ascii="Times New Roman" w:hAnsi="Times New Roman" w:eastAsia="Times New Roman" w:cs="Times New Roman"/>
-        </w:rPr>
-        <w:t>4.19</w:t>
+        <w:t xml:space="preserve">对称性</w:t>
       </w:r>
     </w:p>
     <w:p>
@@ -4360,7 +4068,7 @@
       </w:r>
     </w:p>
     <w:bookmarkEnd w:id="29"/>
-    <w:bookmarkStart w:id="30" w:name="对称性-习题4.20"/>
+    <w:bookmarkStart w:id="30" w:name="对称性-19"/>
     <w:p>
       <w:pPr>
         <w:pStyle w:val="Heading2"/>
@@ -4377,25 +4085,7 @@
         <w:rPr>
           <w:rFonts w:hint="eastAsia" w:ascii="Times New Roman" w:hAnsi="Times New Roman" w:eastAsia="SimHei" w:cs="Times New Roman"/>
         </w:rPr>
-        <w:t>对称性</w:t>
-      </w:r>
-      <w:r>
-        <w:rPr>
-          <w:rFonts w:hint="eastAsia" w:ascii="Times New Roman" w:hAnsi="Times New Roman" w:eastAsia="Times New Roman" w:cs="Times New Roman"/>
-        </w:rPr>
-        <w:t>-</w:t>
-      </w:r>
-      <w:r>
-        <w:rPr>
-          <w:rFonts w:hint="eastAsia" w:ascii="Times New Roman" w:hAnsi="Times New Roman" w:eastAsia="SimHei" w:cs="Times New Roman"/>
-        </w:rPr>
-        <w:t>习题</w:t>
-      </w:r>
-      <w:r>
-        <w:rPr>
-          <w:rFonts w:hint="eastAsia" w:ascii="Times New Roman" w:hAnsi="Times New Roman" w:eastAsia="Times New Roman" w:cs="Times New Roman"/>
-        </w:rPr>
-        <w:t>4.20</w:t>
+        <w:t xml:space="preserve">对称性</w:t>
       </w:r>
     </w:p>
     <w:p>
@@ -4462,7 +4152,7 @@
       </w:r>
     </w:p>
     <w:bookmarkEnd w:id="30"/>
-    <w:bookmarkStart w:id="31" w:name="对称性-习题4.21"/>
+    <w:bookmarkStart w:id="31" w:name="对称性-20"/>
     <w:p>
       <w:pPr>
         <w:pStyle w:val="Heading2"/>
@@ -4479,25 +4169,7 @@
         <w:rPr>
           <w:rFonts w:hint="eastAsia" w:ascii="Times New Roman" w:hAnsi="Times New Roman" w:eastAsia="SimHei" w:cs="Times New Roman"/>
         </w:rPr>
-        <w:t>对称性</w:t>
-      </w:r>
-      <w:r>
-        <w:rPr>
-          <w:rFonts w:hint="eastAsia" w:ascii="Times New Roman" w:hAnsi="Times New Roman" w:eastAsia="Times New Roman" w:cs="Times New Roman"/>
-        </w:rPr>
-        <w:t>-</w:t>
-      </w:r>
-      <w:r>
-        <w:rPr>
-          <w:rFonts w:hint="eastAsia" w:ascii="Times New Roman" w:hAnsi="Times New Roman" w:eastAsia="SimHei" w:cs="Times New Roman"/>
-        </w:rPr>
-        <w:t>习题</w:t>
-      </w:r>
-      <w:r>
-        <w:rPr>
-          <w:rFonts w:hint="eastAsia" w:ascii="Times New Roman" w:hAnsi="Times New Roman" w:eastAsia="Times New Roman" w:cs="Times New Roman"/>
-        </w:rPr>
-        <w:t>4.21</w:t>
+        <w:t xml:space="preserve">对称性</w:t>
       </w:r>
     </w:p>
     <w:p>
@@ -4666,7 +4338,7 @@
       </w:r>
     </w:p>
     <w:bookmarkEnd w:id="31"/>
-    <w:bookmarkStart w:id="32" w:name="对称性-习题4.22"/>
+    <w:bookmarkStart w:id="32" w:name="对称性-21"/>
     <w:p>
       <w:pPr>
         <w:pStyle w:val="Heading2"/>
@@ -4683,25 +4355,7 @@
         <w:rPr>
           <w:rFonts w:hint="eastAsia" w:ascii="Times New Roman" w:hAnsi="Times New Roman" w:eastAsia="SimHei" w:cs="Times New Roman"/>
         </w:rPr>
-        <w:t>对称性</w:t>
-      </w:r>
-      <w:r>
-        <w:rPr>
-          <w:rFonts w:hint="eastAsia" w:ascii="Times New Roman" w:hAnsi="Times New Roman" w:eastAsia="Times New Roman" w:cs="Times New Roman"/>
-        </w:rPr>
-        <w:t>-</w:t>
-      </w:r>
-      <w:r>
-        <w:rPr>
-          <w:rFonts w:hint="eastAsia" w:ascii="Times New Roman" w:hAnsi="Times New Roman" w:eastAsia="SimHei" w:cs="Times New Roman"/>
-        </w:rPr>
-        <w:t>习题</w:t>
-      </w:r>
-      <w:r>
-        <w:rPr>
-          <w:rFonts w:hint="eastAsia" w:ascii="Times New Roman" w:hAnsi="Times New Roman" w:eastAsia="Times New Roman" w:cs="Times New Roman"/>
-        </w:rPr>
-        <w:t>4.22</w:t>
+        <w:t xml:space="preserve">对称性</w:t>
       </w:r>
     </w:p>
     <w:p>
@@ -4968,7 +4622,7 @@
       </w:r>
     </w:p>
     <w:bookmarkEnd w:id="32"/>
-    <w:bookmarkStart w:id="33" w:name="对称性-习题4.23"/>
+    <w:bookmarkStart w:id="33" w:name="对称性-22"/>
     <w:p>
       <w:pPr>
         <w:pStyle w:val="Heading2"/>
@@ -4985,25 +4639,7 @@
         <w:rPr>
           <w:rFonts w:hint="eastAsia" w:ascii="Times New Roman" w:hAnsi="Times New Roman" w:eastAsia="SimHei" w:cs="Times New Roman"/>
         </w:rPr>
-        <w:t>对称性</w:t>
-      </w:r>
-      <w:r>
-        <w:rPr>
-          <w:rFonts w:hint="eastAsia" w:ascii="Times New Roman" w:hAnsi="Times New Roman" w:eastAsia="Times New Roman" w:cs="Times New Roman"/>
-        </w:rPr>
-        <w:t>-</w:t>
-      </w:r>
-      <w:r>
-        <w:rPr>
-          <w:rFonts w:hint="eastAsia" w:ascii="Times New Roman" w:hAnsi="Times New Roman" w:eastAsia="SimHei" w:cs="Times New Roman"/>
-        </w:rPr>
-        <w:t>习题</w:t>
-      </w:r>
-      <w:r>
-        <w:rPr>
-          <w:rFonts w:hint="eastAsia" w:ascii="Times New Roman" w:hAnsi="Times New Roman" w:eastAsia="Times New Roman" w:cs="Times New Roman"/>
-        </w:rPr>
-        <w:t>4.23</w:t>
+        <w:t xml:space="preserve">对称性</w:t>
       </w:r>
     </w:p>
     <w:p>
@@ -5133,15 +4769,28 @@
         <w:rPr>
           <w:rFonts w:ascii="Times New Roman" w:hAnsi="Times New Roman" w:eastAsia="Times New Roman" w:cs="Times New Roman"/>
         </w:rPr>
-        <w:t xml:space="preserve"> S</w:t>
-      </w:r>
-      <w:r>
-        <w:rPr>
-          <w:rFonts w:ascii="Times New Roman" w:hAnsi="Times New Roman" w:eastAsia="Times New Roman" w:cs="Times New Roman"/>
-          <w:vertAlign w:val="superscript"/>
-        </w:rPr>
-        <w:t>-1</w:t>
-      </w:r>
+        <w:t xml:space="preserve"> </w:t>
+      </w:r>
+      <m:oMath>
+        <m:sSup>
+          <m:e>
+            <m:r>
+              <m:t>S</m:t>
+            </m:r>
+          </m:e>
+          <m:sup>
+            <m:r>
+              <m:rPr>
+                <m:sty m:val="p"/>
+              </m:rPr>
+              <m:t>−</m:t>
+            </m:r>
+            <m:r>
+              <m:t>1</m:t>
+            </m:r>
+          </m:sup>
+        </m:sSup>
+      </m:oMath>
       <w:r>
         <w:rPr>
           <w:rFonts w:ascii="Times New Roman" w:hAnsi="Times New Roman" w:eastAsia="Times New Roman" w:cs="Times New Roman"/>
@@ -5176,22 +4825,27 @@
         <w:rPr>
           <w:rFonts w:ascii="Times New Roman" w:hAnsi="Times New Roman" w:eastAsia="Times New Roman" w:cs="Times New Roman"/>
         </w:rPr>
-        <w:t xml:space="preserve"> C</w:t>
-      </w:r>
-      <w:r>
-        <w:rPr>
-          <w:rFonts w:ascii="Times New Roman" w:hAnsi="Times New Roman" w:eastAsia="Times New Roman" w:cs="Times New Roman"/>
-          <w:vertAlign w:val="subscript"/>
-        </w:rPr>
-        <w:t>2</w:t>
-      </w:r>
-      <w:r>
-        <w:rPr>
-          <w:rFonts w:ascii="Times New Roman" w:hAnsi="Times New Roman" w:eastAsia="Times New Roman" w:cs="Times New Roman"/>
-          <w:vertAlign w:val="superscript"/>
-        </w:rPr>
-        <w:t>1</w:t>
-      </w:r>
+        <w:t xml:space="preserve"> </w:t>
+      </w:r>
+      <m:oMath>
+        <m:sSubSup>
+          <m:e>
+            <m:r>
+              <m:t>C</m:t>
+            </m:r>
+          </m:e>
+          <m:sub>
+            <m:r>
+              <m:t>2</m:t>
+            </m:r>
+          </m:sub>
+          <m:sup>
+            <m:r>
+              <m:t>1</m:t>
+            </m:r>
+          </m:sup>
+        </m:sSubSup>
+      </m:oMath>
       <w:r>
         <w:rPr>
           <w:rFonts w:ascii="Times New Roman" w:hAnsi="Times New Roman" w:eastAsia="Times New Roman" w:cs="Times New Roman"/>
@@ -5321,22 +4975,27 @@
         <w:rPr>
           <w:rFonts w:ascii="Times New Roman" w:hAnsi="Times New Roman" w:eastAsia="Times New Roman" w:cs="Times New Roman"/>
         </w:rPr>
-        <w:t xml:space="preserve"> C</w:t>
-      </w:r>
-      <w:r>
-        <w:rPr>
-          <w:rFonts w:ascii="Times New Roman" w:hAnsi="Times New Roman" w:eastAsia="Times New Roman" w:cs="Times New Roman"/>
-          <w:vertAlign w:val="subscript"/>
-        </w:rPr>
-        <w:t>2</w:t>
-      </w:r>
-      <w:r>
-        <w:rPr>
-          <w:rFonts w:ascii="Times New Roman" w:hAnsi="Times New Roman" w:eastAsia="Times New Roman" w:cs="Times New Roman"/>
-          <w:vertAlign w:val="superscript"/>
-        </w:rPr>
-        <w:t>1</w:t>
-      </w:r>
+        <w:t xml:space="preserve"> </w:t>
+      </w:r>
+      <m:oMath>
+        <m:sSubSup>
+          <m:e>
+            <m:r>
+              <m:t>C</m:t>
+            </m:r>
+          </m:e>
+          <m:sub>
+            <m:r>
+              <m:t>2</m:t>
+            </m:r>
+          </m:sub>
+          <m:sup>
+            <m:r>
+              <m:t>1</m:t>
+            </m:r>
+          </m:sup>
+        </m:sSubSup>
+      </m:oMath>
       <w:r>
         <w:rPr>
           <w:rFonts w:ascii="Times New Roman" w:hAnsi="Times New Roman" w:eastAsia="Times New Roman" w:cs="Times New Roman"/>
@@ -5367,7 +5026,7 @@
       </w:r>
     </w:p>
     <w:bookmarkEnd w:id="33"/>
-    <w:bookmarkStart w:id="34" w:name="对称性-习题4.24"/>
+    <w:bookmarkStart w:id="34" w:name="对称性-23"/>
     <w:p>
       <w:pPr>
         <w:pStyle w:val="Heading2"/>
@@ -5384,25 +5043,7 @@
         <w:rPr>
           <w:rFonts w:hint="eastAsia" w:ascii="Times New Roman" w:hAnsi="Times New Roman" w:eastAsia="SimHei" w:cs="Times New Roman"/>
         </w:rPr>
-        <w:t>对称性</w:t>
-      </w:r>
-      <w:r>
-        <w:rPr>
-          <w:rFonts w:hint="eastAsia" w:ascii="Times New Roman" w:hAnsi="Times New Roman" w:eastAsia="Times New Roman" w:cs="Times New Roman"/>
-        </w:rPr>
-        <w:t>-</w:t>
-      </w:r>
-      <w:r>
-        <w:rPr>
-          <w:rFonts w:hint="eastAsia" w:ascii="Times New Roman" w:hAnsi="Times New Roman" w:eastAsia="SimHei" w:cs="Times New Roman"/>
-        </w:rPr>
-        <w:t>习题</w:t>
-      </w:r>
-      <w:r>
-        <w:rPr>
-          <w:rFonts w:hint="eastAsia" w:ascii="Times New Roman" w:hAnsi="Times New Roman" w:eastAsia="Times New Roman" w:cs="Times New Roman"/>
-        </w:rPr>
-        <w:t>4.24</w:t>
+        <w:t xml:space="preserve">对称性</w:t>
       </w:r>
     </w:p>
     <w:p>
@@ -5504,7 +5145,7 @@
       </w:r>
     </w:p>
     <w:bookmarkEnd w:id="34"/>
-    <w:bookmarkStart w:id="35" w:name="对称性-习题4.25"/>
+    <w:bookmarkStart w:id="35" w:name="对称性-24"/>
     <w:p>
       <w:pPr>
         <w:pStyle w:val="Heading2"/>
@@ -5521,25 +5162,7 @@
         <w:rPr>
           <w:rFonts w:hint="eastAsia" w:ascii="Times New Roman" w:hAnsi="Times New Roman" w:eastAsia="SimHei" w:cs="Times New Roman"/>
         </w:rPr>
-        <w:t>对称性</w:t>
-      </w:r>
-      <w:r>
-        <w:rPr>
-          <w:rFonts w:hint="eastAsia" w:ascii="Times New Roman" w:hAnsi="Times New Roman" w:eastAsia="Times New Roman" w:cs="Times New Roman"/>
-        </w:rPr>
-        <w:t>-</w:t>
-      </w:r>
-      <w:r>
-        <w:rPr>
-          <w:rFonts w:hint="eastAsia" w:ascii="Times New Roman" w:hAnsi="Times New Roman" w:eastAsia="SimHei" w:cs="Times New Roman"/>
-        </w:rPr>
-        <w:t>习题</w:t>
-      </w:r>
-      <w:r>
-        <w:rPr>
-          <w:rFonts w:hint="eastAsia" w:ascii="Times New Roman" w:hAnsi="Times New Roman" w:eastAsia="Times New Roman" w:cs="Times New Roman"/>
-        </w:rPr>
-        <w:t>4.25</w:t>
+        <w:t xml:space="preserve">对称性</w:t>
       </w:r>
     </w:p>
     <w:p>
@@ -5570,7 +5193,7 @@
       </w:r>
     </w:p>
     <w:bookmarkEnd w:id="35"/>
-    <w:bookmarkStart w:id="36" w:name="对称性-习题4.26"/>
+    <w:bookmarkStart w:id="36" w:name="对称性-25"/>
     <w:p>
       <w:pPr>
         <w:pStyle w:val="Heading2"/>
@@ -5587,25 +5210,7 @@
         <w:rPr>
           <w:rFonts w:hint="eastAsia" w:ascii="Times New Roman" w:hAnsi="Times New Roman" w:eastAsia="SimHei" w:cs="Times New Roman"/>
         </w:rPr>
-        <w:t>对称性</w:t>
-      </w:r>
-      <w:r>
-        <w:rPr>
-          <w:rFonts w:hint="eastAsia" w:ascii="Times New Roman" w:hAnsi="Times New Roman" w:eastAsia="Times New Roman" w:cs="Times New Roman"/>
-        </w:rPr>
-        <w:t>-</w:t>
-      </w:r>
-      <w:r>
-        <w:rPr>
-          <w:rFonts w:hint="eastAsia" w:ascii="Times New Roman" w:hAnsi="Times New Roman" w:eastAsia="SimHei" w:cs="Times New Roman"/>
-        </w:rPr>
-        <w:t>习题</w:t>
-      </w:r>
-      <w:r>
-        <w:rPr>
-          <w:rFonts w:hint="eastAsia" w:ascii="Times New Roman" w:hAnsi="Times New Roman" w:eastAsia="Times New Roman" w:cs="Times New Roman"/>
-        </w:rPr>
-        <w:t>4.26</w:t>
+        <w:t xml:space="preserve">对称性</w:t>
       </w:r>
     </w:p>
     <w:p>
@@ -5648,7 +5253,7 @@
       </w:r>
     </w:p>
     <w:bookmarkEnd w:id="36"/>
-    <w:bookmarkStart w:id="37" w:name="对称性-习题4.27"/>
+    <w:bookmarkStart w:id="37" w:name="对称性-26"/>
     <w:p>
       <w:pPr>
         <w:pStyle w:val="Heading2"/>
@@ -5665,25 +5270,7 @@
         <w:rPr>
           <w:rFonts w:hint="eastAsia" w:ascii="Times New Roman" w:hAnsi="Times New Roman" w:eastAsia="SimHei" w:cs="Times New Roman"/>
         </w:rPr>
-        <w:t>对称性</w:t>
-      </w:r>
-      <w:r>
-        <w:rPr>
-          <w:rFonts w:hint="eastAsia" w:ascii="Times New Roman" w:hAnsi="Times New Roman" w:eastAsia="Times New Roman" w:cs="Times New Roman"/>
-        </w:rPr>
-        <w:t>-</w:t>
-      </w:r>
-      <w:r>
-        <w:rPr>
-          <w:rFonts w:hint="eastAsia" w:ascii="Times New Roman" w:hAnsi="Times New Roman" w:eastAsia="SimHei" w:cs="Times New Roman"/>
-        </w:rPr>
-        <w:t>习题</w:t>
-      </w:r>
-      <w:r>
-        <w:rPr>
-          <w:rFonts w:hint="eastAsia" w:ascii="Times New Roman" w:hAnsi="Times New Roman" w:eastAsia="Times New Roman" w:cs="Times New Roman"/>
-        </w:rPr>
-        <w:t>4.27</w:t>
+        <w:t xml:space="preserve">对称性</w:t>
       </w:r>
     </w:p>
     <w:p>
@@ -6245,7 +5832,7 @@
       </w:r>
     </w:p>
     <w:bookmarkEnd w:id="37"/>
-    <w:bookmarkStart w:id="38" w:name="对称性-习题4.28"/>
+    <w:bookmarkStart w:id="38" w:name="对称性-27"/>
     <w:p>
       <w:pPr>
         <w:pStyle w:val="Heading2"/>
@@ -6262,25 +5849,7 @@
         <w:rPr>
           <w:rFonts w:hint="eastAsia" w:ascii="Times New Roman" w:hAnsi="Times New Roman" w:eastAsia="SimHei" w:cs="Times New Roman"/>
         </w:rPr>
-        <w:t>对称性</w:t>
-      </w:r>
-      <w:r>
-        <w:rPr>
-          <w:rFonts w:hint="eastAsia" w:ascii="Times New Roman" w:hAnsi="Times New Roman" w:eastAsia="Times New Roman" w:cs="Times New Roman"/>
-        </w:rPr>
-        <w:t>-</w:t>
-      </w:r>
-      <w:r>
-        <w:rPr>
-          <w:rFonts w:hint="eastAsia" w:ascii="Times New Roman" w:hAnsi="Times New Roman" w:eastAsia="SimHei" w:cs="Times New Roman"/>
-        </w:rPr>
-        <w:t>习题</w:t>
-      </w:r>
-      <w:r>
-        <w:rPr>
-          <w:rFonts w:hint="eastAsia" w:ascii="Times New Roman" w:hAnsi="Times New Roman" w:eastAsia="Times New Roman" w:cs="Times New Roman"/>
-        </w:rPr>
-        <w:t>4.28</w:t>
+        <w:t xml:space="preserve">对称性</w:t>
       </w:r>
     </w:p>
     <w:p>
@@ -6651,7 +6220,7 @@
       </w:r>
     </w:p>
     <w:bookmarkEnd w:id="38"/>
-    <w:bookmarkStart w:id="39" w:name="对称性-习题4.29"/>
+    <w:bookmarkStart w:id="39" w:name="对称性-28"/>
     <w:p>
       <w:pPr>
         <w:pStyle w:val="Heading2"/>
@@ -6668,25 +6237,7 @@
         <w:rPr>
           <w:rFonts w:hint="eastAsia" w:ascii="Times New Roman" w:hAnsi="Times New Roman" w:eastAsia="SimHei" w:cs="Times New Roman"/>
         </w:rPr>
-        <w:t>对称性</w:t>
-      </w:r>
-      <w:r>
-        <w:rPr>
-          <w:rFonts w:hint="eastAsia" w:ascii="Times New Roman" w:hAnsi="Times New Roman" w:eastAsia="Times New Roman" w:cs="Times New Roman"/>
-        </w:rPr>
-        <w:t>-</w:t>
-      </w:r>
-      <w:r>
-        <w:rPr>
-          <w:rFonts w:hint="eastAsia" w:ascii="Times New Roman" w:hAnsi="Times New Roman" w:eastAsia="SimHei" w:cs="Times New Roman"/>
-        </w:rPr>
-        <w:t>习题</w:t>
-      </w:r>
-      <w:r>
-        <w:rPr>
-          <w:rFonts w:hint="eastAsia" w:ascii="Times New Roman" w:hAnsi="Times New Roman" w:eastAsia="Times New Roman" w:cs="Times New Roman"/>
-        </w:rPr>
-        <w:t>4.29</w:t>
+        <w:t xml:space="preserve">对称性</w:t>
       </w:r>
     </w:p>
     <w:p>
@@ -6777,7 +6328,7 @@
       </w:r>
     </w:p>
     <w:bookmarkEnd w:id="39"/>
-    <w:bookmarkStart w:id="40" w:name="群论-习题1.11"/>
+    <w:bookmarkStart w:id="40" w:name="群论-1"/>
     <w:p>
       <w:pPr>
         <w:pStyle w:val="Heading2"/>
@@ -6794,25 +6345,7 @@
         <w:rPr>
           <w:rFonts w:hint="eastAsia" w:ascii="Times New Roman" w:hAnsi="Times New Roman" w:eastAsia="SimHei" w:cs="Times New Roman"/>
         </w:rPr>
-        <w:t>群论</w:t>
-      </w:r>
-      <w:r>
-        <w:rPr>
-          <w:rFonts w:hint="eastAsia" w:ascii="Times New Roman" w:hAnsi="Times New Roman" w:eastAsia="Times New Roman" w:cs="Times New Roman"/>
-        </w:rPr>
-        <w:t>-</w:t>
-      </w:r>
-      <w:r>
-        <w:rPr>
-          <w:rFonts w:hint="eastAsia" w:ascii="Times New Roman" w:hAnsi="Times New Roman" w:eastAsia="SimHei" w:cs="Times New Roman"/>
-        </w:rPr>
-        <w:t>习题</w:t>
-      </w:r>
-      <w:r>
-        <w:rPr>
-          <w:rFonts w:hint="eastAsia" w:ascii="Times New Roman" w:hAnsi="Times New Roman" w:eastAsia="Times New Roman" w:cs="Times New Roman"/>
-        </w:rPr>
-        <w:t>1.11</w:t>
+        <w:t xml:space="preserve">群论</w:t>
       </w:r>
     </w:p>
     <w:p>
@@ -6924,7 +6457,7 @@
       </w:r>
     </w:p>
     <w:bookmarkEnd w:id="40"/>
-    <w:bookmarkStart w:id="41" w:name="群论-习题1.13"/>
+    <w:bookmarkStart w:id="41" w:name="群论-2"/>
     <w:p>
       <w:pPr>
         <w:pStyle w:val="Heading2"/>
@@ -6941,25 +6474,7 @@
         <w:rPr>
           <w:rFonts w:hint="eastAsia" w:ascii="Times New Roman" w:hAnsi="Times New Roman" w:eastAsia="SimHei" w:cs="Times New Roman"/>
         </w:rPr>
-        <w:t>群论</w:t>
-      </w:r>
-      <w:r>
-        <w:rPr>
-          <w:rFonts w:hint="eastAsia" w:ascii="Times New Roman" w:hAnsi="Times New Roman" w:eastAsia="Times New Roman" w:cs="Times New Roman"/>
-        </w:rPr>
-        <w:t>-</w:t>
-      </w:r>
-      <w:r>
-        <w:rPr>
-          <w:rFonts w:hint="eastAsia" w:ascii="Times New Roman" w:hAnsi="Times New Roman" w:eastAsia="SimHei" w:cs="Times New Roman"/>
-        </w:rPr>
-        <w:t>习题</w:t>
-      </w:r>
-      <w:r>
-        <w:rPr>
-          <w:rFonts w:hint="eastAsia" w:ascii="Times New Roman" w:hAnsi="Times New Roman" w:eastAsia="Times New Roman" w:cs="Times New Roman"/>
-        </w:rPr>
-        <w:t>1.13</w:t>
+        <w:t xml:space="preserve">群论</w:t>
       </w:r>
     </w:p>
     <w:p>
@@ -8155,7 +7670,7 @@
     <ns0:name ns0:val="Verbatim Char"/>
     <ns0:basedOn ns0:val="BodyTextChar"/>
     <ns0:rPr>
-      <ns0:rFonts ns0:ascii="Times New Roman" ns0:cs="Times New Roman" ns0:eastAsia="FangSong" ns0:hAnsi="Times New Roman"/>
+      <ns0:rFonts ns0:ascii="SimSun" ns0:cs="SimSun" ns0:eastAsia="SimSun" ns0:hAnsi="SimSun"/>
       <ns0:b ns0:val="0"/>
       <ns0:sz ns0:val="20"/>
     </ns0:rPr>
@@ -8209,7 +7724,7 @@
       <w:wordWrap w:val="off"/>
     </w:pPr>
     <ns0:rPr>
-      <w:rFonts ns0:ascii="Times New Roman" ns0:hAnsi="Times New Roman" ns0:eastAsia="FangSong" ns0:cs="Times New Roman"/>
+      <w:rFonts ns0:ascii="SimSun" ns0:hAnsi="SimSun" ns0:eastAsia="SimSun" ns0:cs="SimSun"/>
     </ns0:rPr>
   </w:style>
   <w:style w:type="character" w:customStyle="1" w:styleId="KeywordTok">
